--- a/src/templates/docs/Albaran_template.docx
+++ b/src/templates/docs/Albaran_template.docx
@@ -82,14 +82,14 @@
               <w:spacing w:after="40" w:lineRule="auto"/>
               <w:jc w:val="left"/>
               <w:rPr>
-                <w:color w:val="6aa84f"/>
+                <w:color w:val="2e86c1"/>
               </w:rPr>
             </w:pPr>
             <w:r>
               <w:rPr>
                 <w:b w:val="1"/>
                 <w:bCs w:val="1"/>
-                <w:color w:val="6aa84f"/>
+                <w:color w:val="2e86c1"/>
                 <w:sz w:val="28"/>
                 <w:szCs w:val="28"/>
                 <w:rtl w:val="0"/>
@@ -177,14 +177,14 @@
               <w:spacing w:after="80" w:lineRule="auto"/>
               <w:jc w:val="right"/>
               <w:rPr>
-                <w:color w:val="6aa84f"/>
+                <w:color w:val="2e86c1"/>
               </w:rPr>
             </w:pPr>
             <w:r>
               <w:rPr>
                 <w:b w:val="1"/>
                 <w:bCs w:val="1"/>
-                <w:color w:val="6aa84f"/>
+                <w:color w:val="2e86c1"/>
                 <w:sz w:val="36"/>
                 <w:szCs w:val="36"/>
                 <w:rtl w:val="0"/>
@@ -401,7 +401,7 @@
         </w:trPr>
         <w:tc>
           <w:tcPr>
-            <w:shd w:fill="6aa84f" w:val="clear"/>
+            <w:shd w:fill="2e86c1" w:val="clear"/>
           </w:tcPr>
           <w:p>
             <w:pPr>
@@ -425,7 +425,7 @@
         </w:tc>
         <w:tc>
           <w:tcPr>
-            <w:shd w:fill="6aa84f" w:val="clear"/>
+            <w:shd w:fill="2e86c1" w:val="clear"/>
           </w:tcPr>
           <w:p>
             <w:pPr>
@@ -449,7 +449,7 @@
         </w:tc>
         <w:tc>
           <w:tcPr>
-            <w:shd w:fill="6aa84f" w:val="clear"/>
+            <w:shd w:fill="2e86c1" w:val="clear"/>
           </w:tcPr>
           <w:p>
             <w:pPr>
